--- a/Samples/repeated-image.template.docx
+++ b/Samples/repeated-image.template.docx
@@ -91,7 +91,7 @@
     </w:p>
     <w:p>
       <w:r>
-        <w:t>{EndFor}</w:t>
+        <w:t>{/For}</w:t>
       </w:r>
     </w:p>
     <w:p>
